--- a/docs/ANTOD_report.docx
+++ b/docs/ANTOD_report.docx
@@ -4743,7 +4743,7 @@
           <w:sz w:val="24"/>
           <w:szCs w:val="24"/>
         </w:rPr>
-        <w:t xml:space="preserve">All experiments ran on a Windows 11 laptop with CPU-only PyTorch 2.14 and Python 3.11; no GPU was used. The dataset was generated once (seed 42) and cached; each model was trained from its YAML configuration with seed 42, and the resolved configuration was written beside the results. Training times were 1D-CNN 330 s, MLP 38 s, Hybrid CNN+MLP 320 s, Hybrid + adversarial training 721 s.</w:t>
+        <w:t xml:space="preserve">All experiments ran on a Windows 11 laptop with CPU-only PyTorch 2.14 and Python 3.11; no GPU was used. The dataset was generated once (seed 42) and cached; each model was trained from its YAML configuration with seed 42, and the resolved configuration was written beside the results. Training times were 1D-CNN 330 s, MLP 38 s, Bi-GRU 2214 s, Hybrid CNN+MLP 320 s, Hybrid + adversarial training 721 s.</w:t>
       </w:r>
     </w:p>
     <w:p>
@@ -5276,6 +5276,164 @@
                 <w:szCs w:val="20"/>
               </w:rPr>
               <w:t xml:space="preserve">0.0448</w:t>
+            </w:r>
+          </w:p>
+        </w:tc>
+      </w:tr>
+      <w:tr>
+        <w:tc>
+          <w:tcPr>
+            <w:tcW w:type="dxa" w:w="2600"/>
+            <w:tcMar>
+              <w:top w:type="dxa" w:w="60"/>
+              <w:left w:type="dxa" w:w="80"/>
+              <w:bottom w:type="dxa" w:w="60"/>
+              <w:right w:type="dxa" w:w="80"/>
+            </w:tcMar>
+          </w:tcPr>
+          <w:p>
+            <w:pPr>
+              <w:spacing w:line="276"/>
+            </w:pPr>
+            <w:r>
+              <w:rPr>
+                <w:rFonts w:ascii="Times New Roman" w:cs="Times New Roman" w:eastAsia="Times New Roman" w:hAnsi="Times New Roman"/>
+                <w:b w:val="false"/>
+                <w:bCs w:val="false"/>
+                <w:sz w:val="20"/>
+                <w:szCs w:val="20"/>
+              </w:rPr>
+              <w:t xml:space="preserve">Bi-GRU</w:t>
+            </w:r>
+          </w:p>
+        </w:tc>
+        <w:tc>
+          <w:tcPr>
+            <w:tcW w:type="dxa" w:w="1280"/>
+            <w:tcMar>
+              <w:top w:type="dxa" w:w="60"/>
+              <w:left w:type="dxa" w:w="80"/>
+              <w:bottom w:type="dxa" w:w="60"/>
+              <w:right w:type="dxa" w:w="80"/>
+            </w:tcMar>
+          </w:tcPr>
+          <w:p>
+            <w:pPr>
+              <w:spacing w:line="276"/>
+            </w:pPr>
+            <w:r>
+              <w:rPr>
+                <w:rFonts w:ascii="Times New Roman" w:cs="Times New Roman" w:eastAsia="Times New Roman" w:hAnsi="Times New Roman"/>
+                <w:b w:val="false"/>
+                <w:bCs w:val="false"/>
+                <w:sz w:val="20"/>
+                <w:szCs w:val="20"/>
+              </w:rPr>
+              <w:t xml:space="preserve">0.9293</w:t>
+            </w:r>
+          </w:p>
+        </w:tc>
+        <w:tc>
+          <w:tcPr>
+            <w:tcW w:type="dxa" w:w="1280"/>
+            <w:tcMar>
+              <w:top w:type="dxa" w:w="60"/>
+              <w:left w:type="dxa" w:w="80"/>
+              <w:bottom w:type="dxa" w:w="60"/>
+              <w:right w:type="dxa" w:w="80"/>
+            </w:tcMar>
+          </w:tcPr>
+          <w:p>
+            <w:pPr>
+              <w:spacing w:line="276"/>
+            </w:pPr>
+            <w:r>
+              <w:rPr>
+                <w:rFonts w:ascii="Times New Roman" w:cs="Times New Roman" w:eastAsia="Times New Roman" w:hAnsi="Times New Roman"/>
+                <w:b w:val="false"/>
+                <w:bCs w:val="false"/>
+                <w:sz w:val="20"/>
+                <w:szCs w:val="20"/>
+              </w:rPr>
+              <w:t xml:space="preserve">0.9288</w:t>
+            </w:r>
+          </w:p>
+        </w:tc>
+        <w:tc>
+          <w:tcPr>
+            <w:tcW w:type="dxa" w:w="1280"/>
+            <w:tcMar>
+              <w:top w:type="dxa" w:w="60"/>
+              <w:left w:type="dxa" w:w="80"/>
+              <w:bottom w:type="dxa" w:w="60"/>
+              <w:right w:type="dxa" w:w="80"/>
+            </w:tcMar>
+          </w:tcPr>
+          <w:p>
+            <w:pPr>
+              <w:spacing w:line="276"/>
+            </w:pPr>
+            <w:r>
+              <w:rPr>
+                <w:rFonts w:ascii="Times New Roman" w:cs="Times New Roman" w:eastAsia="Times New Roman" w:hAnsi="Times New Roman"/>
+                <w:b w:val="false"/>
+                <w:bCs w:val="false"/>
+                <w:sz w:val="20"/>
+                <w:szCs w:val="20"/>
+              </w:rPr>
+              <w:t xml:space="preserve">0.8811</w:t>
+            </w:r>
+          </w:p>
+        </w:tc>
+        <w:tc>
+          <w:tcPr>
+            <w:tcW w:type="dxa" w:w="1280"/>
+            <w:tcMar>
+              <w:top w:type="dxa" w:w="60"/>
+              <w:left w:type="dxa" w:w="80"/>
+              <w:bottom w:type="dxa" w:w="60"/>
+              <w:right w:type="dxa" w:w="80"/>
+            </w:tcMar>
+          </w:tcPr>
+          <w:p>
+            <w:pPr>
+              <w:spacing w:line="276"/>
+            </w:pPr>
+            <w:r>
+              <w:rPr>
+                <w:rFonts w:ascii="Times New Roman" w:cs="Times New Roman" w:eastAsia="Times New Roman" w:hAnsi="Times New Roman"/>
+                <w:b w:val="false"/>
+                <w:bCs w:val="false"/>
+                <w:sz w:val="20"/>
+                <w:szCs w:val="20"/>
+              </w:rPr>
+              <w:t xml:space="preserve">0.9723</w:t>
+            </w:r>
+          </w:p>
+        </w:tc>
+        <w:tc>
+          <w:tcPr>
+            <w:tcW w:type="dxa" w:w="1280"/>
+            <w:tcMar>
+              <w:top w:type="dxa" w:w="60"/>
+              <w:left w:type="dxa" w:w="80"/>
+              <w:bottom w:type="dxa" w:w="60"/>
+              <w:right w:type="dxa" w:w="80"/>
+            </w:tcMar>
+          </w:tcPr>
+          <w:p>
+            <w:pPr>
+              <w:spacing w:line="276"/>
+            </w:pPr>
+            <w:r>
+              <w:rPr>
+                <w:rFonts w:ascii="Times New Roman" w:cs="Times New Roman" w:eastAsia="Times New Roman" w:hAnsi="Times New Roman"/>
+                <w:b w:val="false"/>
+                <w:bCs w:val="false"/>
+                <w:sz w:val="20"/>
+                <w:szCs w:val="20"/>
+              </w:rPr>
+              <w:t xml:space="preserve">0.0794</w:t>
             </w:r>
           </w:p>
         </w:tc>
@@ -9624,6 +9782,48 @@
         <w:t xml:space="preserve">Figure 5.7: Targeted evasion rate against budget (defended hybrid).</w:t>
       </w:r>
     </w:p>
+    <w:p>
+      <w:pPr>
+        <w:spacing w:after="120" w:line="360"/>
+        <w:jc w:val="both"/>
+      </w:pPr>
+      <w:r>
+        <w:rPr>
+          <w:rFonts w:ascii="Times New Roman" w:cs="Times New Roman" w:eastAsia="Times New Roman" w:hAnsi="Times New Roman"/>
+          <w:sz w:val="24"/>
+          <w:szCs w:val="24"/>
+        </w:rPr>
+        <w:t xml:space="preserve">Packet-space black-box attack, Hybrid CNN+MLP: of 198 freshly generated malicious flows, 2.02% were read as benign untouched and 10.10% could be walked across the boundary with legal pad/delay edits within 150 queries, at a mean byte overhead of 78.27% and 31 queries per successful evasion.</w:t>
+      </w:r>
+    </w:p>
+    <w:p>
+      <w:pPr>
+        <w:spacing w:after="120" w:line="360"/>
+        <w:jc w:val="both"/>
+      </w:pPr>
+      <w:r>
+        <w:rPr>
+          <w:rFonts w:ascii="Times New Roman" w:cs="Times New Roman" w:eastAsia="Times New Roman" w:hAnsi="Times New Roman"/>
+          <w:sz w:val="24"/>
+          <w:szCs w:val="24"/>
+        </w:rPr>
+        <w:t xml:space="preserve">Packet-space black-box attack, Hybrid + adversarial training: of 198 freshly generated malicious flows, 2.02% were read as benign untouched and 10.61% could be walked across the boundary with legal pad/delay edits within 150 queries, at a mean byte overhead of 86.36% and 31 queries per successful evasion.</w:t>
+      </w:r>
+    </w:p>
+    <w:p>
+      <w:pPr>
+        <w:spacing w:after="120" w:line="360"/>
+        <w:jc w:val="both"/>
+      </w:pPr>
+      <w:r>
+        <w:rPr>
+          <w:rFonts w:ascii="Times New Roman" w:cs="Times New Roman" w:eastAsia="Times New Roman" w:hAnsi="Times New Roman"/>
+          <w:sz w:val="24"/>
+          <w:szCs w:val="24"/>
+        </w:rPr>
+        <w:t xml:space="preserve">Adversarial training does not transfer to this attack: the packet-space evasion rate is 10.10% for the undefended hybrid and 10.61% for the defended one, while the same defense cut gradient-PGD evasion by more than half. The training attack lives in feature space under an L-infinity budget; the packet-space search moves along a different path (a few large pads and delays on a subset of packets) that the defended model never saw. The two attacks measure different things, and a defense evaluated against only the attack it was trained on would have looked far better than it is. The attacker's price is the other half of the result: the successful evasions cost on average 86.36% extra bytes, so a detector that forces an exfiltration channel to nearly double its volume has still raised the attacker's cost substantially even where it is eventually evaded.</w:t>
+      </w:r>
+    </w:p>
     <w:tbl>
       <w:tblPr>
         <w:tblW w:type="dxa" w:w="9000"/>
@@ -10329,11 +10529,12 @@
         </w:tblBorders>
       </w:tblPr>
       <w:tblGrid>
-        <w:gridCol w:w="1800"/>
-        <w:gridCol w:w="1800"/>
-        <w:gridCol w:w="1800"/>
-        <w:gridCol w:w="1800"/>
-        <w:gridCol w:w="1800"/>
+        <w:gridCol w:w="1500"/>
+        <w:gridCol w:w="1500"/>
+        <w:gridCol w:w="1500"/>
+        <w:gridCol w:w="1500"/>
+        <w:gridCol w:w="1500"/>
+        <w:gridCol w:w="1500"/>
       </w:tblGrid>
       <w:tr>
         <w:trPr>
@@ -10341,7 +10542,7 @@
         </w:trPr>
         <w:tc>
           <w:tcPr>
-            <w:tcW w:type="dxa" w:w="1800"/>
+            <w:tcW w:type="dxa" w:w="1500"/>
             <w:shd w:fill="E7E6E6" w:color="auto" w:val="clear"/>
             <w:tcMar>
               <w:top w:type="dxa" w:w="60"/>
@@ -10368,7 +10569,7 @@
         </w:tc>
         <w:tc>
           <w:tcPr>
-            <w:tcW w:type="dxa" w:w="1800"/>
+            <w:tcW w:type="dxa" w:w="1500"/>
             <w:shd w:fill="E7E6E6" w:color="auto" w:val="clear"/>
             <w:tcMar>
               <w:top w:type="dxa" w:w="60"/>
@@ -10395,7 +10596,7 @@
         </w:tc>
         <w:tc>
           <w:tcPr>
-            <w:tcW w:type="dxa" w:w="1800"/>
+            <w:tcW w:type="dxa" w:w="1500"/>
             <w:shd w:fill="E7E6E6" w:color="auto" w:val="clear"/>
             <w:tcMar>
               <w:top w:type="dxa" w:w="60"/>
@@ -10416,13 +10617,13 @@
                 <w:sz w:val="20"/>
                 <w:szCs w:val="20"/>
               </w:rPr>
-              <w:t xml:space="preserve">hybrid</w:t>
-            </w:r>
-          </w:p>
-        </w:tc>
-        <w:tc>
-          <w:tcPr>
-            <w:tcW w:type="dxa" w:w="1800"/>
+              <w:t xml:space="preserve">gru</w:t>
+            </w:r>
+          </w:p>
+        </w:tc>
+        <w:tc>
+          <w:tcPr>
+            <w:tcW w:type="dxa" w:w="1500"/>
             <w:shd w:fill="E7E6E6" w:color="auto" w:val="clear"/>
             <w:tcMar>
               <w:top w:type="dxa" w:w="60"/>
@@ -10443,13 +10644,13 @@
                 <w:sz w:val="20"/>
                 <w:szCs w:val="20"/>
               </w:rPr>
-              <w:t xml:space="preserve">hybrid_advtrain</w:t>
-            </w:r>
-          </w:p>
-        </w:tc>
-        <w:tc>
-          <w:tcPr>
-            <w:tcW w:type="dxa" w:w="1800"/>
+              <w:t xml:space="preserve">hybrid</w:t>
+            </w:r>
+          </w:p>
+        </w:tc>
+        <w:tc>
+          <w:tcPr>
+            <w:tcW w:type="dxa" w:w="1500"/>
             <w:shd w:fill="E7E6E6" w:color="auto" w:val="clear"/>
             <w:tcMar>
               <w:top w:type="dxa" w:w="60"/>
@@ -10470,6 +10671,33 @@
                 <w:sz w:val="20"/>
                 <w:szCs w:val="20"/>
               </w:rPr>
+              <w:t xml:space="preserve">hybrid_advtrain</w:t>
+            </w:r>
+          </w:p>
+        </w:tc>
+        <w:tc>
+          <w:tcPr>
+            <w:tcW w:type="dxa" w:w="1500"/>
+            <w:shd w:fill="E7E6E6" w:color="auto" w:val="clear"/>
+            <w:tcMar>
+              <w:top w:type="dxa" w:w="60"/>
+              <w:left w:type="dxa" w:w="80"/>
+              <w:bottom w:type="dxa" w:w="60"/>
+              <w:right w:type="dxa" w:w="80"/>
+            </w:tcMar>
+          </w:tcPr>
+          <w:p>
+            <w:pPr>
+              <w:spacing w:line="276"/>
+            </w:pPr>
+            <w:r>
+              <w:rPr>
+                <w:rFonts w:ascii="Times New Roman" w:cs="Times New Roman" w:eastAsia="Times New Roman" w:hAnsi="Times New Roman"/>
+                <w:b/>
+                <w:bCs/>
+                <w:sz w:val="20"/>
+                <w:szCs w:val="20"/>
+              </w:rPr>
               <w:t xml:space="preserve">mlp</w:t>
             </w:r>
           </w:p>
@@ -10478,7 +10706,7 @@
       <w:tr>
         <w:tc>
           <w:tcPr>
-            <w:tcW w:type="dxa" w:w="1800"/>
+            <w:tcW w:type="dxa" w:w="1500"/>
             <w:tcMar>
               <w:top w:type="dxa" w:w="60"/>
               <w:left w:type="dxa" w:w="80"/>
@@ -10504,105 +10732,131 @@
         </w:tc>
         <w:tc>
           <w:tcPr>
-            <w:tcW w:type="dxa" w:w="1800"/>
-            <w:tcMar>
-              <w:top w:type="dxa" w:w="60"/>
-              <w:left w:type="dxa" w:w="80"/>
-              <w:bottom w:type="dxa" w:w="60"/>
-              <w:right w:type="dxa" w:w="80"/>
-            </w:tcMar>
-          </w:tcPr>
-          <w:p>
-            <w:pPr>
-              <w:spacing w:line="276"/>
-            </w:pPr>
-            <w:r>
-              <w:rPr>
-                <w:rFonts w:ascii="Times New Roman" w:cs="Times New Roman" w:eastAsia="Times New Roman" w:hAnsi="Times New Roman"/>
-                <w:b w:val="false"/>
-                <w:bCs w:val="false"/>
-                <w:sz w:val="20"/>
-                <w:szCs w:val="20"/>
-              </w:rPr>
-              <w:t xml:space="preserve">0.5119</w:t>
-            </w:r>
-          </w:p>
-        </w:tc>
-        <w:tc>
-          <w:tcPr>
-            <w:tcW w:type="dxa" w:w="1800"/>
-            <w:tcMar>
-              <w:top w:type="dxa" w:w="60"/>
-              <w:left w:type="dxa" w:w="80"/>
-              <w:bottom w:type="dxa" w:w="60"/>
-              <w:right w:type="dxa" w:w="80"/>
-            </w:tcMar>
-          </w:tcPr>
-          <w:p>
-            <w:pPr>
-              <w:spacing w:line="276"/>
-            </w:pPr>
-            <w:r>
-              <w:rPr>
-                <w:rFonts w:ascii="Times New Roman" w:cs="Times New Roman" w:eastAsia="Times New Roman" w:hAnsi="Times New Roman"/>
-                <w:b w:val="false"/>
-                <w:bCs w:val="false"/>
-                <w:sz w:val="20"/>
-                <w:szCs w:val="20"/>
-              </w:rPr>
-              <w:t xml:space="preserve">0.9585</w:t>
-            </w:r>
-          </w:p>
-        </w:tc>
-        <w:tc>
-          <w:tcPr>
-            <w:tcW w:type="dxa" w:w="1800"/>
-            <w:tcMar>
-              <w:top w:type="dxa" w:w="60"/>
-              <w:left w:type="dxa" w:w="80"/>
-              <w:bottom w:type="dxa" w:w="60"/>
-              <w:right w:type="dxa" w:w="80"/>
-            </w:tcMar>
-          </w:tcPr>
-          <w:p>
-            <w:pPr>
-              <w:spacing w:line="276"/>
-            </w:pPr>
-            <w:r>
-              <w:rPr>
-                <w:rFonts w:ascii="Times New Roman" w:cs="Times New Roman" w:eastAsia="Times New Roman" w:hAnsi="Times New Roman"/>
-                <w:b w:val="false"/>
-                <w:bCs w:val="false"/>
-                <w:sz w:val="20"/>
-                <w:szCs w:val="20"/>
-              </w:rPr>
-              <w:t xml:space="preserve">0.9623</w:t>
-            </w:r>
-          </w:p>
-        </w:tc>
-        <w:tc>
-          <w:tcPr>
-            <w:tcW w:type="dxa" w:w="1800"/>
-            <w:tcMar>
-              <w:top w:type="dxa" w:w="60"/>
-              <w:left w:type="dxa" w:w="80"/>
-              <w:bottom w:type="dxa" w:w="60"/>
-              <w:right w:type="dxa" w:w="80"/>
-            </w:tcMar>
-          </w:tcPr>
-          <w:p>
-            <w:pPr>
-              <w:spacing w:line="276"/>
-            </w:pPr>
-            <w:r>
-              <w:rPr>
-                <w:rFonts w:ascii="Times New Roman" w:cs="Times New Roman" w:eastAsia="Times New Roman" w:hAnsi="Times New Roman"/>
-                <w:b w:val="false"/>
-                <w:bCs w:val="false"/>
-                <w:sz w:val="20"/>
-                <w:szCs w:val="20"/>
-              </w:rPr>
-              <w:t xml:space="preserve">0.9618</w:t>
+            <w:tcW w:type="dxa" w:w="1500"/>
+            <w:tcMar>
+              <w:top w:type="dxa" w:w="60"/>
+              <w:left w:type="dxa" w:w="80"/>
+              <w:bottom w:type="dxa" w:w="60"/>
+              <w:right w:type="dxa" w:w="80"/>
+            </w:tcMar>
+          </w:tcPr>
+          <w:p>
+            <w:pPr>
+              <w:spacing w:line="276"/>
+            </w:pPr>
+            <w:r>
+              <w:rPr>
+                <w:rFonts w:ascii="Times New Roman" w:cs="Times New Roman" w:eastAsia="Times New Roman" w:hAnsi="Times New Roman"/>
+                <w:b w:val="false"/>
+                <w:bCs w:val="false"/>
+                <w:sz w:val="20"/>
+                <w:szCs w:val="20"/>
+              </w:rPr>
+              <w:t xml:space="preserve">0.5300</w:t>
+            </w:r>
+          </w:p>
+        </w:tc>
+        <w:tc>
+          <w:tcPr>
+            <w:tcW w:type="dxa" w:w="1500"/>
+            <w:tcMar>
+              <w:top w:type="dxa" w:w="60"/>
+              <w:left w:type="dxa" w:w="80"/>
+              <w:bottom w:type="dxa" w:w="60"/>
+              <w:right w:type="dxa" w:w="80"/>
+            </w:tcMar>
+          </w:tcPr>
+          <w:p>
+            <w:pPr>
+              <w:spacing w:line="276"/>
+            </w:pPr>
+            <w:r>
+              <w:rPr>
+                <w:rFonts w:ascii="Times New Roman" w:cs="Times New Roman" w:eastAsia="Times New Roman" w:hAnsi="Times New Roman"/>
+                <w:b w:val="false"/>
+                <w:bCs w:val="false"/>
+                <w:sz w:val="20"/>
+                <w:szCs w:val="20"/>
+              </w:rPr>
+              <w:t xml:space="preserve">0.5450</w:t>
+            </w:r>
+          </w:p>
+        </w:tc>
+        <w:tc>
+          <w:tcPr>
+            <w:tcW w:type="dxa" w:w="1500"/>
+            <w:tcMar>
+              <w:top w:type="dxa" w:w="60"/>
+              <w:left w:type="dxa" w:w="80"/>
+              <w:bottom w:type="dxa" w:w="60"/>
+              <w:right w:type="dxa" w:w="80"/>
+            </w:tcMar>
+          </w:tcPr>
+          <w:p>
+            <w:pPr>
+              <w:spacing w:line="276"/>
+            </w:pPr>
+            <w:r>
+              <w:rPr>
+                <w:rFonts w:ascii="Times New Roman" w:cs="Times New Roman" w:eastAsia="Times New Roman" w:hAnsi="Times New Roman"/>
+                <w:b w:val="false"/>
+                <w:bCs w:val="false"/>
+                <w:sz w:val="20"/>
+                <w:szCs w:val="20"/>
+              </w:rPr>
+              <w:t xml:space="preserve">0.9640</w:t>
+            </w:r>
+          </w:p>
+        </w:tc>
+        <w:tc>
+          <w:tcPr>
+            <w:tcW w:type="dxa" w:w="1500"/>
+            <w:tcMar>
+              <w:top w:type="dxa" w:w="60"/>
+              <w:left w:type="dxa" w:w="80"/>
+              <w:bottom w:type="dxa" w:w="60"/>
+              <w:right w:type="dxa" w:w="80"/>
+            </w:tcMar>
+          </w:tcPr>
+          <w:p>
+            <w:pPr>
+              <w:spacing w:line="276"/>
+            </w:pPr>
+            <w:r>
+              <w:rPr>
+                <w:rFonts w:ascii="Times New Roman" w:cs="Times New Roman" w:eastAsia="Times New Roman" w:hAnsi="Times New Roman"/>
+                <w:b w:val="false"/>
+                <w:bCs w:val="false"/>
+                <w:sz w:val="20"/>
+                <w:szCs w:val="20"/>
+              </w:rPr>
+              <w:t xml:space="preserve">0.9680</w:t>
+            </w:r>
+          </w:p>
+        </w:tc>
+        <w:tc>
+          <w:tcPr>
+            <w:tcW w:type="dxa" w:w="1500"/>
+            <w:tcMar>
+              <w:top w:type="dxa" w:w="60"/>
+              <w:left w:type="dxa" w:w="80"/>
+              <w:bottom w:type="dxa" w:w="60"/>
+              <w:right w:type="dxa" w:w="80"/>
+            </w:tcMar>
+          </w:tcPr>
+          <w:p>
+            <w:pPr>
+              <w:spacing w:line="276"/>
+            </w:pPr>
+            <w:r>
+              <w:rPr>
+                <w:rFonts w:ascii="Times New Roman" w:cs="Times New Roman" w:eastAsia="Times New Roman" w:hAnsi="Times New Roman"/>
+                <w:b w:val="false"/>
+                <w:bCs w:val="false"/>
+                <w:sz w:val="20"/>
+                <w:szCs w:val="20"/>
+              </w:rPr>
+              <w:t xml:space="preserve">0.9700</w:t>
             </w:r>
           </w:p>
         </w:tc>
@@ -10610,131 +10864,157 @@
       <w:tr>
         <w:tc>
           <w:tcPr>
-            <w:tcW w:type="dxa" w:w="1800"/>
-            <w:tcMar>
-              <w:top w:type="dxa" w:w="60"/>
-              <w:left w:type="dxa" w:w="80"/>
-              <w:bottom w:type="dxa" w:w="60"/>
-              <w:right w:type="dxa" w:w="80"/>
-            </w:tcMar>
-          </w:tcPr>
-          <w:p>
-            <w:pPr>
-              <w:spacing w:line="276"/>
-            </w:pPr>
-            <w:r>
-              <w:rPr>
-                <w:rFonts w:ascii="Times New Roman" w:cs="Times New Roman" w:eastAsia="Times New Roman" w:hAnsi="Times New Roman"/>
-                <w:b w:val="false"/>
-                <w:bCs w:val="false"/>
-                <w:sz w:val="20"/>
-                <w:szCs w:val="20"/>
-              </w:rPr>
-              <w:t xml:space="preserve">hybrid</w:t>
-            </w:r>
-          </w:p>
-        </w:tc>
-        <w:tc>
-          <w:tcPr>
-            <w:tcW w:type="dxa" w:w="1800"/>
-            <w:tcMar>
-              <w:top w:type="dxa" w:w="60"/>
-              <w:left w:type="dxa" w:w="80"/>
-              <w:bottom w:type="dxa" w:w="60"/>
-              <w:right w:type="dxa" w:w="80"/>
-            </w:tcMar>
-          </w:tcPr>
-          <w:p>
-            <w:pPr>
-              <w:spacing w:line="276"/>
-            </w:pPr>
-            <w:r>
-              <w:rPr>
-                <w:rFonts w:ascii="Times New Roman" w:cs="Times New Roman" w:eastAsia="Times New Roman" w:hAnsi="Times New Roman"/>
-                <w:b w:val="false"/>
-                <w:bCs w:val="false"/>
-                <w:sz w:val="20"/>
-                <w:szCs w:val="20"/>
-              </w:rPr>
-              <w:t xml:space="preserve">0.5911</w:t>
-            </w:r>
-          </w:p>
-        </w:tc>
-        <w:tc>
-          <w:tcPr>
-            <w:tcW w:type="dxa" w:w="1800"/>
-            <w:tcMar>
-              <w:top w:type="dxa" w:w="60"/>
-              <w:left w:type="dxa" w:w="80"/>
-              <w:bottom w:type="dxa" w:w="60"/>
-              <w:right w:type="dxa" w:w="80"/>
-            </w:tcMar>
-          </w:tcPr>
-          <w:p>
-            <w:pPr>
-              <w:spacing w:line="276"/>
-            </w:pPr>
-            <w:r>
-              <w:rPr>
-                <w:rFonts w:ascii="Times New Roman" w:cs="Times New Roman" w:eastAsia="Times New Roman" w:hAnsi="Times New Roman"/>
-                <w:b w:val="false"/>
-                <w:bCs w:val="false"/>
-                <w:sz w:val="20"/>
-                <w:szCs w:val="20"/>
-              </w:rPr>
-              <w:t xml:space="preserve">0.7276</w:t>
-            </w:r>
-          </w:p>
-        </w:tc>
-        <w:tc>
-          <w:tcPr>
-            <w:tcW w:type="dxa" w:w="1800"/>
-            <w:tcMar>
-              <w:top w:type="dxa" w:w="60"/>
-              <w:left w:type="dxa" w:w="80"/>
-              <w:bottom w:type="dxa" w:w="60"/>
-              <w:right w:type="dxa" w:w="80"/>
-            </w:tcMar>
-          </w:tcPr>
-          <w:p>
-            <w:pPr>
-              <w:spacing w:line="276"/>
-            </w:pPr>
-            <w:r>
-              <w:rPr>
-                <w:rFonts w:ascii="Times New Roman" w:cs="Times New Roman" w:eastAsia="Times New Roman" w:hAnsi="Times New Roman"/>
-                <w:b w:val="false"/>
-                <w:bCs w:val="false"/>
-                <w:sz w:val="20"/>
-                <w:szCs w:val="20"/>
-              </w:rPr>
-              <w:t xml:space="preserve">0.9460</w:t>
-            </w:r>
-          </w:p>
-        </w:tc>
-        <w:tc>
-          <w:tcPr>
-            <w:tcW w:type="dxa" w:w="1800"/>
-            <w:tcMar>
-              <w:top w:type="dxa" w:w="60"/>
-              <w:left w:type="dxa" w:w="80"/>
-              <w:bottom w:type="dxa" w:w="60"/>
-              <w:right w:type="dxa" w:w="80"/>
-            </w:tcMar>
-          </w:tcPr>
-          <w:p>
-            <w:pPr>
-              <w:spacing w:line="276"/>
-            </w:pPr>
-            <w:r>
-              <w:rPr>
-                <w:rFonts w:ascii="Times New Roman" w:cs="Times New Roman" w:eastAsia="Times New Roman" w:hAnsi="Times New Roman"/>
-                <w:b w:val="false"/>
-                <w:bCs w:val="false"/>
-                <w:sz w:val="20"/>
-                <w:szCs w:val="20"/>
-              </w:rPr>
-              <w:t xml:space="preserve">0.8060</w:t>
+            <w:tcW w:type="dxa" w:w="1500"/>
+            <w:tcMar>
+              <w:top w:type="dxa" w:w="60"/>
+              <w:left w:type="dxa" w:w="80"/>
+              <w:bottom w:type="dxa" w:w="60"/>
+              <w:right w:type="dxa" w:w="80"/>
+            </w:tcMar>
+          </w:tcPr>
+          <w:p>
+            <w:pPr>
+              <w:spacing w:line="276"/>
+            </w:pPr>
+            <w:r>
+              <w:rPr>
+                <w:rFonts w:ascii="Times New Roman" w:cs="Times New Roman" w:eastAsia="Times New Roman" w:hAnsi="Times New Roman"/>
+                <w:b w:val="false"/>
+                <w:bCs w:val="false"/>
+                <w:sz w:val="20"/>
+                <w:szCs w:val="20"/>
+              </w:rPr>
+              <w:t xml:space="preserve">gru</w:t>
+            </w:r>
+          </w:p>
+        </w:tc>
+        <w:tc>
+          <w:tcPr>
+            <w:tcW w:type="dxa" w:w="1500"/>
+            <w:tcMar>
+              <w:top w:type="dxa" w:w="60"/>
+              <w:left w:type="dxa" w:w="80"/>
+              <w:bottom w:type="dxa" w:w="60"/>
+              <w:right w:type="dxa" w:w="80"/>
+            </w:tcMar>
+          </w:tcPr>
+          <w:p>
+            <w:pPr>
+              <w:spacing w:line="276"/>
+            </w:pPr>
+            <w:r>
+              <w:rPr>
+                <w:rFonts w:ascii="Times New Roman" w:cs="Times New Roman" w:eastAsia="Times New Roman" w:hAnsi="Times New Roman"/>
+                <w:b w:val="false"/>
+                <w:bCs w:val="false"/>
+                <w:sz w:val="20"/>
+                <w:szCs w:val="20"/>
+              </w:rPr>
+              <w:t xml:space="preserve">0.5840</w:t>
+            </w:r>
+          </w:p>
+        </w:tc>
+        <w:tc>
+          <w:tcPr>
+            <w:tcW w:type="dxa" w:w="1500"/>
+            <w:tcMar>
+              <w:top w:type="dxa" w:w="60"/>
+              <w:left w:type="dxa" w:w="80"/>
+              <w:bottom w:type="dxa" w:w="60"/>
+              <w:right w:type="dxa" w:w="80"/>
+            </w:tcMar>
+          </w:tcPr>
+          <w:p>
+            <w:pPr>
+              <w:spacing w:line="276"/>
+            </w:pPr>
+            <w:r>
+              <w:rPr>
+                <w:rFonts w:ascii="Times New Roman" w:cs="Times New Roman" w:eastAsia="Times New Roman" w:hAnsi="Times New Roman"/>
+                <w:b w:val="false"/>
+                <w:bCs w:val="false"/>
+                <w:sz w:val="20"/>
+                <w:szCs w:val="20"/>
+              </w:rPr>
+              <w:t xml:space="preserve">0.4780</w:t>
+            </w:r>
+          </w:p>
+        </w:tc>
+        <w:tc>
+          <w:tcPr>
+            <w:tcW w:type="dxa" w:w="1500"/>
+            <w:tcMar>
+              <w:top w:type="dxa" w:w="60"/>
+              <w:left w:type="dxa" w:w="80"/>
+              <w:bottom w:type="dxa" w:w="60"/>
+              <w:right w:type="dxa" w:w="80"/>
+            </w:tcMar>
+          </w:tcPr>
+          <w:p>
+            <w:pPr>
+              <w:spacing w:line="276"/>
+            </w:pPr>
+            <w:r>
+              <w:rPr>
+                <w:rFonts w:ascii="Times New Roman" w:cs="Times New Roman" w:eastAsia="Times New Roman" w:hAnsi="Times New Roman"/>
+                <w:b w:val="false"/>
+                <w:bCs w:val="false"/>
+                <w:sz w:val="20"/>
+                <w:szCs w:val="20"/>
+              </w:rPr>
+              <w:t xml:space="preserve">0.9650</w:t>
+            </w:r>
+          </w:p>
+        </w:tc>
+        <w:tc>
+          <w:tcPr>
+            <w:tcW w:type="dxa" w:w="1500"/>
+            <w:tcMar>
+              <w:top w:type="dxa" w:w="60"/>
+              <w:left w:type="dxa" w:w="80"/>
+              <w:bottom w:type="dxa" w:w="60"/>
+              <w:right w:type="dxa" w:w="80"/>
+            </w:tcMar>
+          </w:tcPr>
+          <w:p>
+            <w:pPr>
+              <w:spacing w:line="276"/>
+            </w:pPr>
+            <w:r>
+              <w:rPr>
+                <w:rFonts w:ascii="Times New Roman" w:cs="Times New Roman" w:eastAsia="Times New Roman" w:hAnsi="Times New Roman"/>
+                <w:b w:val="false"/>
+                <w:bCs w:val="false"/>
+                <w:sz w:val="20"/>
+                <w:szCs w:val="20"/>
+              </w:rPr>
+              <w:t xml:space="preserve">0.9680</w:t>
+            </w:r>
+          </w:p>
+        </w:tc>
+        <w:tc>
+          <w:tcPr>
+            <w:tcW w:type="dxa" w:w="1500"/>
+            <w:tcMar>
+              <w:top w:type="dxa" w:w="60"/>
+              <w:left w:type="dxa" w:w="80"/>
+              <w:bottom w:type="dxa" w:w="60"/>
+              <w:right w:type="dxa" w:w="80"/>
+            </w:tcMar>
+          </w:tcPr>
+          <w:p>
+            <w:pPr>
+              <w:spacing w:line="276"/>
+            </w:pPr>
+            <w:r>
+              <w:rPr>
+                <w:rFonts w:ascii="Times New Roman" w:cs="Times New Roman" w:eastAsia="Times New Roman" w:hAnsi="Times New Roman"/>
+                <w:b w:val="false"/>
+                <w:bCs w:val="false"/>
+                <w:sz w:val="20"/>
+                <w:szCs w:val="20"/>
+              </w:rPr>
+              <w:t xml:space="preserve">0.9700</w:t>
             </w:r>
           </w:p>
         </w:tc>
@@ -10742,131 +11022,157 @@
       <w:tr>
         <w:tc>
           <w:tcPr>
-            <w:tcW w:type="dxa" w:w="1800"/>
-            <w:tcMar>
-              <w:top w:type="dxa" w:w="60"/>
-              <w:left w:type="dxa" w:w="80"/>
-              <w:bottom w:type="dxa" w:w="60"/>
-              <w:right w:type="dxa" w:w="80"/>
-            </w:tcMar>
-          </w:tcPr>
-          <w:p>
-            <w:pPr>
-              <w:spacing w:line="276"/>
-            </w:pPr>
-            <w:r>
-              <w:rPr>
-                <w:rFonts w:ascii="Times New Roman" w:cs="Times New Roman" w:eastAsia="Times New Roman" w:hAnsi="Times New Roman"/>
-                <w:b w:val="false"/>
-                <w:bCs w:val="false"/>
-                <w:sz w:val="20"/>
-                <w:szCs w:val="20"/>
-              </w:rPr>
-              <w:t xml:space="preserve">hybrid_advtrain</w:t>
-            </w:r>
-          </w:p>
-        </w:tc>
-        <w:tc>
-          <w:tcPr>
-            <w:tcW w:type="dxa" w:w="1800"/>
-            <w:tcMar>
-              <w:top w:type="dxa" w:w="60"/>
-              <w:left w:type="dxa" w:w="80"/>
-              <w:bottom w:type="dxa" w:w="60"/>
-              <w:right w:type="dxa" w:w="80"/>
-            </w:tcMar>
-          </w:tcPr>
-          <w:p>
-            <w:pPr>
-              <w:spacing w:line="276"/>
-            </w:pPr>
-            <w:r>
-              <w:rPr>
-                <w:rFonts w:ascii="Times New Roman" w:cs="Times New Roman" w:eastAsia="Times New Roman" w:hAnsi="Times New Roman"/>
-                <w:b w:val="false"/>
-                <w:bCs w:val="false"/>
-                <w:sz w:val="20"/>
-                <w:szCs w:val="20"/>
-              </w:rPr>
-              <w:t xml:space="preserve">0.7168</w:t>
-            </w:r>
-          </w:p>
-        </w:tc>
-        <w:tc>
-          <w:tcPr>
-            <w:tcW w:type="dxa" w:w="1800"/>
-            <w:tcMar>
-              <w:top w:type="dxa" w:w="60"/>
-              <w:left w:type="dxa" w:w="80"/>
-              <w:bottom w:type="dxa" w:w="60"/>
-              <w:right w:type="dxa" w:w="80"/>
-            </w:tcMar>
-          </w:tcPr>
-          <w:p>
-            <w:pPr>
-              <w:spacing w:line="276"/>
-            </w:pPr>
-            <w:r>
-              <w:rPr>
-                <w:rFonts w:ascii="Times New Roman" w:cs="Times New Roman" w:eastAsia="Times New Roman" w:hAnsi="Times New Roman"/>
-                <w:b w:val="false"/>
-                <w:bCs w:val="false"/>
-                <w:sz w:val="20"/>
-                <w:szCs w:val="20"/>
-              </w:rPr>
-              <w:t xml:space="preserve">0.8908</w:t>
-            </w:r>
-          </w:p>
-        </w:tc>
-        <w:tc>
-          <w:tcPr>
-            <w:tcW w:type="dxa" w:w="1800"/>
-            <w:tcMar>
-              <w:top w:type="dxa" w:w="60"/>
-              <w:left w:type="dxa" w:w="80"/>
-              <w:bottom w:type="dxa" w:w="60"/>
-              <w:right w:type="dxa" w:w="80"/>
-            </w:tcMar>
-          </w:tcPr>
-          <w:p>
-            <w:pPr>
-              <w:spacing w:line="276"/>
-            </w:pPr>
-            <w:r>
-              <w:rPr>
-                <w:rFonts w:ascii="Times New Roman" w:cs="Times New Roman" w:eastAsia="Times New Roman" w:hAnsi="Times New Roman"/>
-                <w:b w:val="false"/>
-                <w:bCs w:val="false"/>
-                <w:sz w:val="20"/>
-                <w:szCs w:val="20"/>
-              </w:rPr>
-              <w:t xml:space="preserve">0.9375</w:t>
-            </w:r>
-          </w:p>
-        </w:tc>
-        <w:tc>
-          <w:tcPr>
-            <w:tcW w:type="dxa" w:w="1800"/>
-            <w:tcMar>
-              <w:top w:type="dxa" w:w="60"/>
-              <w:left w:type="dxa" w:w="80"/>
-              <w:bottom w:type="dxa" w:w="60"/>
-              <w:right w:type="dxa" w:w="80"/>
-            </w:tcMar>
-          </w:tcPr>
-          <w:p>
-            <w:pPr>
-              <w:spacing w:line="276"/>
-            </w:pPr>
-            <w:r>
-              <w:rPr>
-                <w:rFonts w:ascii="Times New Roman" w:cs="Times New Roman" w:eastAsia="Times New Roman" w:hAnsi="Times New Roman"/>
-                <w:b w:val="false"/>
-                <w:bCs w:val="false"/>
-                <w:sz w:val="20"/>
-                <w:szCs w:val="20"/>
-              </w:rPr>
-              <w:t xml:space="preserve">0.9033</w:t>
+            <w:tcW w:type="dxa" w:w="1500"/>
+            <w:tcMar>
+              <w:top w:type="dxa" w:w="60"/>
+              <w:left w:type="dxa" w:w="80"/>
+              <w:bottom w:type="dxa" w:w="60"/>
+              <w:right w:type="dxa" w:w="80"/>
+            </w:tcMar>
+          </w:tcPr>
+          <w:p>
+            <w:pPr>
+              <w:spacing w:line="276"/>
+            </w:pPr>
+            <w:r>
+              <w:rPr>
+                <w:rFonts w:ascii="Times New Roman" w:cs="Times New Roman" w:eastAsia="Times New Roman" w:hAnsi="Times New Roman"/>
+                <w:b w:val="false"/>
+                <w:bCs w:val="false"/>
+                <w:sz w:val="20"/>
+                <w:szCs w:val="20"/>
+              </w:rPr>
+              <w:t xml:space="preserve">hybrid</w:t>
+            </w:r>
+          </w:p>
+        </w:tc>
+        <w:tc>
+          <w:tcPr>
+            <w:tcW w:type="dxa" w:w="1500"/>
+            <w:tcMar>
+              <w:top w:type="dxa" w:w="60"/>
+              <w:left w:type="dxa" w:w="80"/>
+              <w:bottom w:type="dxa" w:w="60"/>
+              <w:right w:type="dxa" w:w="80"/>
+            </w:tcMar>
+          </w:tcPr>
+          <w:p>
+            <w:pPr>
+              <w:spacing w:line="276"/>
+            </w:pPr>
+            <w:r>
+              <w:rPr>
+                <w:rFonts w:ascii="Times New Roman" w:cs="Times New Roman" w:eastAsia="Times New Roman" w:hAnsi="Times New Roman"/>
+                <w:b w:val="false"/>
+                <w:bCs w:val="false"/>
+                <w:sz w:val="20"/>
+                <w:szCs w:val="20"/>
+              </w:rPr>
+              <w:t xml:space="preserve">0.6090</w:t>
+            </w:r>
+          </w:p>
+        </w:tc>
+        <w:tc>
+          <w:tcPr>
+            <w:tcW w:type="dxa" w:w="1500"/>
+            <w:tcMar>
+              <w:top w:type="dxa" w:w="60"/>
+              <w:left w:type="dxa" w:w="80"/>
+              <w:bottom w:type="dxa" w:w="60"/>
+              <w:right w:type="dxa" w:w="80"/>
+            </w:tcMar>
+          </w:tcPr>
+          <w:p>
+            <w:pPr>
+              <w:spacing w:line="276"/>
+            </w:pPr>
+            <w:r>
+              <w:rPr>
+                <w:rFonts w:ascii="Times New Roman" w:cs="Times New Roman" w:eastAsia="Times New Roman" w:hAnsi="Times New Roman"/>
+                <w:b w:val="false"/>
+                <w:bCs w:val="false"/>
+                <w:sz w:val="20"/>
+                <w:szCs w:val="20"/>
+              </w:rPr>
+              <w:t xml:space="preserve">0.5640</w:t>
+            </w:r>
+          </w:p>
+        </w:tc>
+        <w:tc>
+          <w:tcPr>
+            <w:tcW w:type="dxa" w:w="1500"/>
+            <w:tcMar>
+              <w:top w:type="dxa" w:w="60"/>
+              <w:left w:type="dxa" w:w="80"/>
+              <w:bottom w:type="dxa" w:w="60"/>
+              <w:right w:type="dxa" w:w="80"/>
+            </w:tcMar>
+          </w:tcPr>
+          <w:p>
+            <w:pPr>
+              <w:spacing w:line="276"/>
+            </w:pPr>
+            <w:r>
+              <w:rPr>
+                <w:rFonts w:ascii="Times New Roman" w:cs="Times New Roman" w:eastAsia="Times New Roman" w:hAnsi="Times New Roman"/>
+                <w:b w:val="false"/>
+                <w:bCs w:val="false"/>
+                <w:sz w:val="20"/>
+                <w:szCs w:val="20"/>
+              </w:rPr>
+              <w:t xml:space="preserve">0.7360</w:t>
+            </w:r>
+          </w:p>
+        </w:tc>
+        <w:tc>
+          <w:tcPr>
+            <w:tcW w:type="dxa" w:w="1500"/>
+            <w:tcMar>
+              <w:top w:type="dxa" w:w="60"/>
+              <w:left w:type="dxa" w:w="80"/>
+              <w:bottom w:type="dxa" w:w="60"/>
+              <w:right w:type="dxa" w:w="80"/>
+            </w:tcMar>
+          </w:tcPr>
+          <w:p>
+            <w:pPr>
+              <w:spacing w:line="276"/>
+            </w:pPr>
+            <w:r>
+              <w:rPr>
+                <w:rFonts w:ascii="Times New Roman" w:cs="Times New Roman" w:eastAsia="Times New Roman" w:hAnsi="Times New Roman"/>
+                <w:b w:val="false"/>
+                <w:bCs w:val="false"/>
+                <w:sz w:val="20"/>
+                <w:szCs w:val="20"/>
+              </w:rPr>
+              <w:t xml:space="preserve">0.9550</w:t>
+            </w:r>
+          </w:p>
+        </w:tc>
+        <w:tc>
+          <w:tcPr>
+            <w:tcW w:type="dxa" w:w="1500"/>
+            <w:tcMar>
+              <w:top w:type="dxa" w:w="60"/>
+              <w:left w:type="dxa" w:w="80"/>
+              <w:bottom w:type="dxa" w:w="60"/>
+              <w:right w:type="dxa" w:w="80"/>
+            </w:tcMar>
+          </w:tcPr>
+          <w:p>
+            <w:pPr>
+              <w:spacing w:line="276"/>
+            </w:pPr>
+            <w:r>
+              <w:rPr>
+                <w:rFonts w:ascii="Times New Roman" w:cs="Times New Roman" w:eastAsia="Times New Roman" w:hAnsi="Times New Roman"/>
+                <w:b w:val="false"/>
+                <w:bCs w:val="false"/>
+                <w:sz w:val="20"/>
+                <w:szCs w:val="20"/>
+              </w:rPr>
+              <w:t xml:space="preserve">0.8090</w:t>
             </w:r>
           </w:p>
         </w:tc>
@@ -10874,7 +11180,165 @@
       <w:tr>
         <w:tc>
           <w:tcPr>
-            <w:tcW w:type="dxa" w:w="1800"/>
+            <w:tcW w:type="dxa" w:w="1500"/>
+            <w:tcMar>
+              <w:top w:type="dxa" w:w="60"/>
+              <w:left w:type="dxa" w:w="80"/>
+              <w:bottom w:type="dxa" w:w="60"/>
+              <w:right w:type="dxa" w:w="80"/>
+            </w:tcMar>
+          </w:tcPr>
+          <w:p>
+            <w:pPr>
+              <w:spacing w:line="276"/>
+            </w:pPr>
+            <w:r>
+              <w:rPr>
+                <w:rFonts w:ascii="Times New Roman" w:cs="Times New Roman" w:eastAsia="Times New Roman" w:hAnsi="Times New Roman"/>
+                <w:b w:val="false"/>
+                <w:bCs w:val="false"/>
+                <w:sz w:val="20"/>
+                <w:szCs w:val="20"/>
+              </w:rPr>
+              <w:t xml:space="preserve">hybrid_advtrain</w:t>
+            </w:r>
+          </w:p>
+        </w:tc>
+        <w:tc>
+          <w:tcPr>
+            <w:tcW w:type="dxa" w:w="1500"/>
+            <w:tcMar>
+              <w:top w:type="dxa" w:w="60"/>
+              <w:left w:type="dxa" w:w="80"/>
+              <w:bottom w:type="dxa" w:w="60"/>
+              <w:right w:type="dxa" w:w="80"/>
+            </w:tcMar>
+          </w:tcPr>
+          <w:p>
+            <w:pPr>
+              <w:spacing w:line="276"/>
+            </w:pPr>
+            <w:r>
+              <w:rPr>
+                <w:rFonts w:ascii="Times New Roman" w:cs="Times New Roman" w:eastAsia="Times New Roman" w:hAnsi="Times New Roman"/>
+                <w:b w:val="false"/>
+                <w:bCs w:val="false"/>
+                <w:sz w:val="20"/>
+                <w:szCs w:val="20"/>
+              </w:rPr>
+              <w:t xml:space="preserve">0.7100</w:t>
+            </w:r>
+          </w:p>
+        </w:tc>
+        <w:tc>
+          <w:tcPr>
+            <w:tcW w:type="dxa" w:w="1500"/>
+            <w:tcMar>
+              <w:top w:type="dxa" w:w="60"/>
+              <w:left w:type="dxa" w:w="80"/>
+              <w:bottom w:type="dxa" w:w="60"/>
+              <w:right w:type="dxa" w:w="80"/>
+            </w:tcMar>
+          </w:tcPr>
+          <w:p>
+            <w:pPr>
+              <w:spacing w:line="276"/>
+            </w:pPr>
+            <w:r>
+              <w:rPr>
+                <w:rFonts w:ascii="Times New Roman" w:cs="Times New Roman" w:eastAsia="Times New Roman" w:hAnsi="Times New Roman"/>
+                <w:b w:val="false"/>
+                <w:bCs w:val="false"/>
+                <w:sz w:val="20"/>
+                <w:szCs w:val="20"/>
+              </w:rPr>
+              <w:t xml:space="preserve">0.6160</w:t>
+            </w:r>
+          </w:p>
+        </w:tc>
+        <w:tc>
+          <w:tcPr>
+            <w:tcW w:type="dxa" w:w="1500"/>
+            <w:tcMar>
+              <w:top w:type="dxa" w:w="60"/>
+              <w:left w:type="dxa" w:w="80"/>
+              <w:bottom w:type="dxa" w:w="60"/>
+              <w:right w:type="dxa" w:w="80"/>
+            </w:tcMar>
+          </w:tcPr>
+          <w:p>
+            <w:pPr>
+              <w:spacing w:line="276"/>
+            </w:pPr>
+            <w:r>
+              <w:rPr>
+                <w:rFonts w:ascii="Times New Roman" w:cs="Times New Roman" w:eastAsia="Times New Roman" w:hAnsi="Times New Roman"/>
+                <w:b w:val="false"/>
+                <w:bCs w:val="false"/>
+                <w:sz w:val="20"/>
+                <w:szCs w:val="20"/>
+              </w:rPr>
+              <w:t xml:space="preserve">0.9040</w:t>
+            </w:r>
+          </w:p>
+        </w:tc>
+        <w:tc>
+          <w:tcPr>
+            <w:tcW w:type="dxa" w:w="1500"/>
+            <w:tcMar>
+              <w:top w:type="dxa" w:w="60"/>
+              <w:left w:type="dxa" w:w="80"/>
+              <w:bottom w:type="dxa" w:w="60"/>
+              <w:right w:type="dxa" w:w="80"/>
+            </w:tcMar>
+          </w:tcPr>
+          <w:p>
+            <w:pPr>
+              <w:spacing w:line="276"/>
+            </w:pPr>
+            <w:r>
+              <w:rPr>
+                <w:rFonts w:ascii="Times New Roman" w:cs="Times New Roman" w:eastAsia="Times New Roman" w:hAnsi="Times New Roman"/>
+                <w:b w:val="false"/>
+                <w:bCs w:val="false"/>
+                <w:sz w:val="20"/>
+                <w:szCs w:val="20"/>
+              </w:rPr>
+              <w:t xml:space="preserve">0.9510</w:t>
+            </w:r>
+          </w:p>
+        </w:tc>
+        <w:tc>
+          <w:tcPr>
+            <w:tcW w:type="dxa" w:w="1500"/>
+            <w:tcMar>
+              <w:top w:type="dxa" w:w="60"/>
+              <w:left w:type="dxa" w:w="80"/>
+              <w:bottom w:type="dxa" w:w="60"/>
+              <w:right w:type="dxa" w:w="80"/>
+            </w:tcMar>
+          </w:tcPr>
+          <w:p>
+            <w:pPr>
+              <w:spacing w:line="276"/>
+            </w:pPr>
+            <w:r>
+              <w:rPr>
+                <w:rFonts w:ascii="Times New Roman" w:cs="Times New Roman" w:eastAsia="Times New Roman" w:hAnsi="Times New Roman"/>
+                <w:b w:val="false"/>
+                <w:bCs w:val="false"/>
+                <w:sz w:val="20"/>
+                <w:szCs w:val="20"/>
+              </w:rPr>
+              <w:t xml:space="preserve">0.9120</w:t>
+            </w:r>
+          </w:p>
+        </w:tc>
+      </w:tr>
+      <w:tr>
+        <w:tc>
+          <w:tcPr>
+            <w:tcW w:type="dxa" w:w="1500"/>
             <w:tcMar>
               <w:top w:type="dxa" w:w="60"/>
               <w:left w:type="dxa" w:w="80"/>
@@ -10900,105 +11364,131 @@
         </w:tc>
         <w:tc>
           <w:tcPr>
-            <w:tcW w:type="dxa" w:w="1800"/>
-            <w:tcMar>
-              <w:top w:type="dxa" w:w="60"/>
-              <w:left w:type="dxa" w:w="80"/>
-              <w:bottom w:type="dxa" w:w="60"/>
-              <w:right w:type="dxa" w:w="80"/>
-            </w:tcMar>
-          </w:tcPr>
-          <w:p>
-            <w:pPr>
-              <w:spacing w:line="276"/>
-            </w:pPr>
-            <w:r>
-              <w:rPr>
-                <w:rFonts w:ascii="Times New Roman" w:cs="Times New Roman" w:eastAsia="Times New Roman" w:hAnsi="Times New Roman"/>
-                <w:b w:val="false"/>
-                <w:bCs w:val="false"/>
-                <w:sz w:val="20"/>
-                <w:szCs w:val="20"/>
-              </w:rPr>
-              <w:t xml:space="preserve">0.9410</w:t>
-            </w:r>
-          </w:p>
-        </w:tc>
-        <w:tc>
-          <w:tcPr>
-            <w:tcW w:type="dxa" w:w="1800"/>
-            <w:tcMar>
-              <w:top w:type="dxa" w:w="60"/>
-              <w:left w:type="dxa" w:w="80"/>
-              <w:bottom w:type="dxa" w:w="60"/>
-              <w:right w:type="dxa" w:w="80"/>
-            </w:tcMar>
-          </w:tcPr>
-          <w:p>
-            <w:pPr>
-              <w:spacing w:line="276"/>
-            </w:pPr>
-            <w:r>
-              <w:rPr>
-                <w:rFonts w:ascii="Times New Roman" w:cs="Times New Roman" w:eastAsia="Times New Roman" w:hAnsi="Times New Roman"/>
-                <w:b w:val="false"/>
-                <w:bCs w:val="false"/>
-                <w:sz w:val="20"/>
-                <w:szCs w:val="20"/>
-              </w:rPr>
-              <w:t xml:space="preserve">0.8618</w:t>
-            </w:r>
-          </w:p>
-        </w:tc>
-        <w:tc>
-          <w:tcPr>
-            <w:tcW w:type="dxa" w:w="1800"/>
-            <w:tcMar>
-              <w:top w:type="dxa" w:w="60"/>
-              <w:left w:type="dxa" w:w="80"/>
-              <w:bottom w:type="dxa" w:w="60"/>
-              <w:right w:type="dxa" w:w="80"/>
-            </w:tcMar>
-          </w:tcPr>
-          <w:p>
-            <w:pPr>
-              <w:spacing w:line="276"/>
-            </w:pPr>
-            <w:r>
-              <w:rPr>
-                <w:rFonts w:ascii="Times New Roman" w:cs="Times New Roman" w:eastAsia="Times New Roman" w:hAnsi="Times New Roman"/>
-                <w:b w:val="false"/>
-                <w:bCs w:val="false"/>
-                <w:sz w:val="20"/>
-                <w:szCs w:val="20"/>
-              </w:rPr>
-              <w:t xml:space="preserve">0.9540</w:t>
-            </w:r>
-          </w:p>
-        </w:tc>
-        <w:tc>
-          <w:tcPr>
-            <w:tcW w:type="dxa" w:w="1800"/>
-            <w:tcMar>
-              <w:top w:type="dxa" w:w="60"/>
-              <w:left w:type="dxa" w:w="80"/>
-              <w:bottom w:type="dxa" w:w="60"/>
-              <w:right w:type="dxa" w:w="80"/>
-            </w:tcMar>
-          </w:tcPr>
-          <w:p>
-            <w:pPr>
-              <w:spacing w:line="276"/>
-            </w:pPr>
-            <w:r>
-              <w:rPr>
-                <w:rFonts w:ascii="Times New Roman" w:cs="Times New Roman" w:eastAsia="Times New Roman" w:hAnsi="Times New Roman"/>
-                <w:b w:val="false"/>
-                <w:bCs w:val="false"/>
-                <w:sz w:val="20"/>
-                <w:szCs w:val="20"/>
-              </w:rPr>
-              <w:t xml:space="preserve">0.5884</w:t>
+            <w:tcW w:type="dxa" w:w="1500"/>
+            <w:tcMar>
+              <w:top w:type="dxa" w:w="60"/>
+              <w:left w:type="dxa" w:w="80"/>
+              <w:bottom w:type="dxa" w:w="60"/>
+              <w:right w:type="dxa" w:w="80"/>
+            </w:tcMar>
+          </w:tcPr>
+          <w:p>
+            <w:pPr>
+              <w:spacing w:line="276"/>
+            </w:pPr>
+            <w:r>
+              <w:rPr>
+                <w:rFonts w:ascii="Times New Roman" w:cs="Times New Roman" w:eastAsia="Times New Roman" w:hAnsi="Times New Roman"/>
+                <w:b w:val="false"/>
+                <w:bCs w:val="false"/>
+                <w:sz w:val="20"/>
+                <w:szCs w:val="20"/>
+              </w:rPr>
+              <w:t xml:space="preserve">0.9430</w:t>
+            </w:r>
+          </w:p>
+        </w:tc>
+        <w:tc>
+          <w:tcPr>
+            <w:tcW w:type="dxa" w:w="1500"/>
+            <w:tcMar>
+              <w:top w:type="dxa" w:w="60"/>
+              <w:left w:type="dxa" w:w="80"/>
+              <w:bottom w:type="dxa" w:w="60"/>
+              <w:right w:type="dxa" w:w="80"/>
+            </w:tcMar>
+          </w:tcPr>
+          <w:p>
+            <w:pPr>
+              <w:spacing w:line="276"/>
+            </w:pPr>
+            <w:r>
+              <w:rPr>
+                <w:rFonts w:ascii="Times New Roman" w:cs="Times New Roman" w:eastAsia="Times New Roman" w:hAnsi="Times New Roman"/>
+                <w:b w:val="false"/>
+                <w:bCs w:val="false"/>
+                <w:sz w:val="20"/>
+                <w:szCs w:val="20"/>
+              </w:rPr>
+              <w:t xml:space="preserve">0.9230</w:t>
+            </w:r>
+          </w:p>
+        </w:tc>
+        <w:tc>
+          <w:tcPr>
+            <w:tcW w:type="dxa" w:w="1500"/>
+            <w:tcMar>
+              <w:top w:type="dxa" w:w="60"/>
+              <w:left w:type="dxa" w:w="80"/>
+              <w:bottom w:type="dxa" w:w="60"/>
+              <w:right w:type="dxa" w:w="80"/>
+            </w:tcMar>
+          </w:tcPr>
+          <w:p>
+            <w:pPr>
+              <w:spacing w:line="276"/>
+            </w:pPr>
+            <w:r>
+              <w:rPr>
+                <w:rFonts w:ascii="Times New Roman" w:cs="Times New Roman" w:eastAsia="Times New Roman" w:hAnsi="Times New Roman"/>
+                <w:b w:val="false"/>
+                <w:bCs w:val="false"/>
+                <w:sz w:val="20"/>
+                <w:szCs w:val="20"/>
+              </w:rPr>
+              <w:t xml:space="preserve">0.8670</w:t>
+            </w:r>
+          </w:p>
+        </w:tc>
+        <w:tc>
+          <w:tcPr>
+            <w:tcW w:type="dxa" w:w="1500"/>
+            <w:tcMar>
+              <w:top w:type="dxa" w:w="60"/>
+              <w:left w:type="dxa" w:w="80"/>
+              <w:bottom w:type="dxa" w:w="60"/>
+              <w:right w:type="dxa" w:w="80"/>
+            </w:tcMar>
+          </w:tcPr>
+          <w:p>
+            <w:pPr>
+              <w:spacing w:line="276"/>
+            </w:pPr>
+            <w:r>
+              <w:rPr>
+                <w:rFonts w:ascii="Times New Roman" w:cs="Times New Roman" w:eastAsia="Times New Roman" w:hAnsi="Times New Roman"/>
+                <w:b w:val="false"/>
+                <w:bCs w:val="false"/>
+                <w:sz w:val="20"/>
+                <w:szCs w:val="20"/>
+              </w:rPr>
+              <w:t xml:space="preserve">0.9610</w:t>
+            </w:r>
+          </w:p>
+        </w:tc>
+        <w:tc>
+          <w:tcPr>
+            <w:tcW w:type="dxa" w:w="1500"/>
+            <w:tcMar>
+              <w:top w:type="dxa" w:w="60"/>
+              <w:left w:type="dxa" w:w="80"/>
+              <w:bottom w:type="dxa" w:w="60"/>
+              <w:right w:type="dxa" w:w="80"/>
+            </w:tcMar>
+          </w:tcPr>
+          <w:p>
+            <w:pPr>
+              <w:spacing w:line="276"/>
+            </w:pPr>
+            <w:r>
+              <w:rPr>
+                <w:rFonts w:ascii="Times New Roman" w:cs="Times New Roman" w:eastAsia="Times New Roman" w:hAnsi="Times New Roman"/>
+                <w:b w:val="false"/>
+                <w:bCs w:val="false"/>
+                <w:sz w:val="20"/>
+                <w:szCs w:val="20"/>
+              </w:rPr>
+              <w:t xml:space="preserve">0.6010</w:t>
             </w:r>
           </w:p>
         </w:tc>
